--- a/5.人员管理/1.流程制度规范类文件/050105-技能评价管理制度.docx
+++ b/5.人员管理/1.流程制度规范类文件/050105-技能评价管理制度.docx
@@ -976,8 +976,6 @@
               <w:tab w:val="right" w:leader="dot" w:pos="9633"/>
             </w:tabs>
           </w:pPr>
-          <w:bookmarkStart w:id="52" w:name="_GoBack"/>
-          <w:bookmarkEnd w:id="52"/>
           <w:r>
             <w:rPr>
               <w:rFonts w:hint="eastAsia" w:ascii="Microsoft JhengHei" w:hAnsi="Microsoft JhengHei" w:eastAsia="Microsoft JhengHei" w:cs="Microsoft JhengHei"/>
@@ -3050,8 +3048,8 @@
         <w:pStyle w:val="28"/>
         <w:bidi w:val="0"/>
       </w:pPr>
-      <w:bookmarkStart w:id="11" w:name="_Toc29021"/>
-      <w:bookmarkStart w:id="12" w:name="_Toc30476"/>
+      <w:bookmarkStart w:id="11" w:name="_Toc30476"/>
+      <w:bookmarkStart w:id="12" w:name="_Toc29021"/>
       <w:r>
         <w:t>适用范围</w:t>
       </w:r>
@@ -3171,8 +3169,8 @@
         <w:pStyle w:val="26"/>
         <w:bidi w:val="0"/>
       </w:pPr>
-      <w:bookmarkStart w:id="20" w:name="_Toc29346"/>
-      <w:bookmarkStart w:id="21" w:name="_Toc9658"/>
+      <w:bookmarkStart w:id="20" w:name="_Toc9658"/>
+      <w:bookmarkStart w:id="21" w:name="_Toc29346"/>
       <w:r>
         <w:t>技能评价管理</w:t>
       </w:r>
@@ -3186,8 +3184,8 @@
       </w:pPr>
       <w:bookmarkStart w:id="22" w:name="bookmark43"/>
       <w:bookmarkEnd w:id="22"/>
-      <w:bookmarkStart w:id="23" w:name="_Toc13811"/>
-      <w:bookmarkStart w:id="24" w:name="_Toc7772"/>
+      <w:bookmarkStart w:id="23" w:name="_Toc7772"/>
+      <w:bookmarkStart w:id="24" w:name="_Toc13811"/>
       <w:r>
         <w:t>考核时间</w:t>
       </w:r>
@@ -3208,8 +3206,8 @@
         <w:pStyle w:val="28"/>
         <w:bidi w:val="0"/>
       </w:pPr>
-      <w:bookmarkStart w:id="25" w:name="_Toc27832"/>
-      <w:bookmarkStart w:id="26" w:name="_Toc30296"/>
+      <w:bookmarkStart w:id="25" w:name="_Toc30296"/>
+      <w:bookmarkStart w:id="26" w:name="_Toc27832"/>
       <w:r>
         <w:t>技能评价流程</w:t>
       </w:r>
@@ -3227,7 +3225,12 @@
         <w:ind w:left="425" w:leftChars="0" w:hanging="425" w:firstLineChars="0"/>
       </w:pPr>
       <w:r>
-        <w:t>技能评定考核于 12 月第一周进行；</w:t>
+        <w:t>技能评定考核于 12</w:t>
+      </w:r>
+      <w:bookmarkStart w:id="52" w:name="_GoBack"/>
+      <w:bookmarkEnd w:id="52"/>
+      <w:r>
+        <w:t>月第一周进行；</w:t>
       </w:r>
     </w:p>
     <w:p>
@@ -6354,8 +6357,8 @@
         <w:pStyle w:val="26"/>
         <w:bidi w:val="0"/>
       </w:pPr>
-      <w:bookmarkStart w:id="31" w:name="_Toc4095"/>
-      <w:bookmarkStart w:id="32" w:name="_Toc24215"/>
+      <w:bookmarkStart w:id="31" w:name="_Toc24215"/>
+      <w:bookmarkStart w:id="32" w:name="_Toc4095"/>
       <w:r>
         <w:t>技能评定依据</w:t>
       </w:r>
@@ -6367,8 +6370,8 @@
         <w:pStyle w:val="28"/>
         <w:bidi w:val="0"/>
       </w:pPr>
-      <w:bookmarkStart w:id="33" w:name="_Toc2879"/>
-      <w:bookmarkStart w:id="34" w:name="_Toc21229"/>
+      <w:bookmarkStart w:id="33" w:name="_Toc21229"/>
+      <w:bookmarkStart w:id="34" w:name="_Toc2879"/>
       <w:r>
         <w:t>背景评分标准</w:t>
       </w:r>
@@ -9041,8 +9044,8 @@
         <w:pStyle w:val="28"/>
         <w:bidi w:val="0"/>
       </w:pPr>
-      <w:bookmarkStart w:id="35" w:name="_Toc3798"/>
-      <w:bookmarkStart w:id="36" w:name="_Toc5280"/>
+      <w:bookmarkStart w:id="35" w:name="_Toc5280"/>
+      <w:bookmarkStart w:id="36" w:name="_Toc3798"/>
       <w:r>
         <w:t>运营方向评分标准</w:t>
       </w:r>
@@ -13371,8 +13374,8 @@
         <w:pStyle w:val="28"/>
         <w:bidi w:val="0"/>
       </w:pPr>
-      <w:bookmarkStart w:id="42" w:name="_Toc508"/>
-      <w:bookmarkStart w:id="43" w:name="_Toc6733"/>
+      <w:bookmarkStart w:id="42" w:name="_Toc6733"/>
+      <w:bookmarkStart w:id="43" w:name="_Toc508"/>
       <w:r>
         <w:t>设备方向评分标准</w:t>
       </w:r>
@@ -18708,12 +18711,6 @@
             <w:insideH w:val="single" w:color="000000" w:sz="2" w:space="0"/>
             <w:insideV w:val="single" w:color="000000" w:sz="2" w:space="0"/>
           </w:tblBorders>
-          <w:tblCellMar>
-            <w:top w:w="0" w:type="dxa"/>
-            <w:left w:w="0" w:type="dxa"/>
-            <w:bottom w:w="0" w:type="dxa"/>
-            <w:right w:w="0" w:type="dxa"/>
-          </w:tblCellMar>
         </w:tblPrEx>
         <w:trPr>
           <w:trHeight w:val="572" w:hRule="atLeast"/>
@@ -20107,8 +20104,8 @@
       </w:pPr>
       <w:bookmarkStart w:id="49" w:name="bookmark45"/>
       <w:bookmarkEnd w:id="49"/>
-      <w:bookmarkStart w:id="50" w:name="_Toc1956"/>
-      <w:bookmarkStart w:id="51" w:name="_Toc18962"/>
+      <w:bookmarkStart w:id="50" w:name="_Toc18962"/>
+      <w:bookmarkStart w:id="51" w:name="_Toc1956"/>
       <w:r>
         <w:rPr>
           <w:rStyle w:val="31"/>

--- a/5.人员管理/1.流程制度规范类文件/050105-技能评价管理制度.docx
+++ b/5.人员管理/1.流程制度规范类文件/050105-技能评价管理制度.docx
@@ -22,7 +22,7 @@
           <w:lang w:val="en-US"/>
         </w:rPr>
       </w:pPr>
-      <w:bookmarkStart w:id="1" w:name="_Toc32029"/>
+      <w:bookmarkStart w:id="1" w:name="_Toc1343"/>
       <w:r>
         <w:rPr>
           <w:rFonts w:hint="eastAsia"/>
@@ -38,7 +38,7 @@
         <w:pStyle w:val="33"/>
         <w:bidi w:val="0"/>
       </w:pPr>
-      <w:bookmarkStart w:id="2" w:name="_Toc5931"/>
+      <w:bookmarkStart w:id="2" w:name="_Toc11062"/>
       <w:r>
         <w:t>中达丰集团有限公司</w:t>
       </w:r>
@@ -62,7 +62,7 @@
           <w:cols w:space="720" w:num="1"/>
         </w:sectPr>
       </w:pPr>
-      <w:bookmarkStart w:id="3" w:name="_Toc18401"/>
+      <w:bookmarkStart w:id="3" w:name="_Toc6685"/>
       <w:r>
         <w:rPr>
           <w:rFonts w:hint="eastAsia" w:ascii="宋体" w:hAnsi="宋体" w:eastAsia="宋体" w:cs="宋体"/>
@@ -88,7 +88,7 @@
         </w:rPr>
       </w:pPr>
       <w:bookmarkStart w:id="4" w:name="_Toc6511"/>
-      <w:bookmarkStart w:id="5" w:name="_Toc15310"/>
+      <w:bookmarkStart w:id="5" w:name="_Toc7922"/>
       <w:r>
         <w:rPr>
           <w:rFonts w:ascii="宋体" w:hAnsi="宋体" w:eastAsia="宋体" w:cs="宋体"/>
@@ -1031,7 +1031,7 @@
               <w:szCs w:val="24"/>
               <w:lang w:val="en-US" w:eastAsia="en-US" w:bidi="ar-SA"/>
             </w:rPr>
-            <w:instrText xml:space="preserve"> HYPERLINK \l _Toc32029 </w:instrText>
+            <w:instrText xml:space="preserve"> HYPERLINK \l _Toc1343 </w:instrText>
           </w:r>
           <w:r>
             <w:rPr>
@@ -1057,7 +1057,7 @@
             <w:fldChar w:fldCharType="begin"/>
           </w:r>
           <w:r>
-            <w:instrText xml:space="preserve"> PAGEREF _Toc32029 \h </w:instrText>
+            <w:instrText xml:space="preserve"> PAGEREF _Toc1343 \h </w:instrText>
           </w:r>
           <w:r>
             <w:fldChar w:fldCharType="separate"/>
@@ -1106,7 +1106,7 @@
               <w:szCs w:val="24"/>
               <w:lang w:val="en-US" w:eastAsia="en-US" w:bidi="ar-SA"/>
             </w:rPr>
-            <w:instrText xml:space="preserve"> HYPERLINK \l _Toc5931 </w:instrText>
+            <w:instrText xml:space="preserve"> HYPERLINK \l _Toc11062 </w:instrText>
           </w:r>
           <w:r>
             <w:rPr>
@@ -1128,7 +1128,7 @@
             <w:fldChar w:fldCharType="begin"/>
           </w:r>
           <w:r>
-            <w:instrText xml:space="preserve"> PAGEREF _Toc5931 \h </w:instrText>
+            <w:instrText xml:space="preserve"> PAGEREF _Toc11062 \h </w:instrText>
           </w:r>
           <w:r>
             <w:fldChar w:fldCharType="separate"/>
@@ -1177,7 +1177,7 @@
               <w:szCs w:val="24"/>
               <w:lang w:val="en-US" w:eastAsia="en-US" w:bidi="ar-SA"/>
             </w:rPr>
-            <w:instrText xml:space="preserve"> HYPERLINK \l _Toc18401 </w:instrText>
+            <w:instrText xml:space="preserve"> HYPERLINK \l _Toc6685 </w:instrText>
           </w:r>
           <w:r>
             <w:rPr>
@@ -1205,7 +1205,7 @@
             <w:fldChar w:fldCharType="begin"/>
           </w:r>
           <w:r>
-            <w:instrText xml:space="preserve"> PAGEREF _Toc18401 \h </w:instrText>
+            <w:instrText xml:space="preserve"> PAGEREF _Toc6685 \h </w:instrText>
           </w:r>
           <w:r>
             <w:fldChar w:fldCharType="separate"/>
@@ -1254,7 +1254,7 @@
               <w:szCs w:val="24"/>
               <w:lang w:val="en-US" w:eastAsia="en-US" w:bidi="ar-SA"/>
             </w:rPr>
-            <w:instrText xml:space="preserve"> HYPERLINK \l _Toc15310 </w:instrText>
+            <w:instrText xml:space="preserve"> HYPERLINK \l _Toc7922 </w:instrText>
           </w:r>
           <w:r>
             <w:rPr>
@@ -1281,7 +1281,7 @@
             <w:fldChar w:fldCharType="begin"/>
           </w:r>
           <w:r>
-            <w:instrText xml:space="preserve"> PAGEREF _Toc15310 \h </w:instrText>
+            <w:instrText xml:space="preserve"> PAGEREF _Toc7922 \h </w:instrText>
           </w:r>
           <w:r>
             <w:fldChar w:fldCharType="separate"/>
@@ -1330,7 +1330,7 @@
               <w:szCs w:val="24"/>
               <w:lang w:val="en-US" w:eastAsia="en-US" w:bidi="ar-SA"/>
             </w:rPr>
-            <w:instrText xml:space="preserve"> HYPERLINK \l _Toc1486 </w:instrText>
+            <w:instrText xml:space="preserve"> HYPERLINK \l _Toc2 </w:instrText>
           </w:r>
           <w:r>
             <w:rPr>
@@ -1358,7 +1358,7 @@
             <w:fldChar w:fldCharType="begin"/>
           </w:r>
           <w:r>
-            <w:instrText xml:space="preserve"> PAGEREF _Toc1486 \h </w:instrText>
+            <w:instrText xml:space="preserve"> PAGEREF _Toc2 \h </w:instrText>
           </w:r>
           <w:r>
             <w:fldChar w:fldCharType="separate"/>
@@ -1407,7 +1407,7 @@
               <w:szCs w:val="24"/>
               <w:lang w:val="en-US" w:eastAsia="en-US" w:bidi="ar-SA"/>
             </w:rPr>
-            <w:instrText xml:space="preserve"> HYPERLINK \l _Toc20133 </w:instrText>
+            <w:instrText xml:space="preserve"> HYPERLINK \l _Toc8601 </w:instrText>
           </w:r>
           <w:r>
             <w:rPr>
@@ -1435,7 +1435,7 @@
             <w:fldChar w:fldCharType="begin"/>
           </w:r>
           <w:r>
-            <w:instrText xml:space="preserve"> PAGEREF _Toc20133 \h </w:instrText>
+            <w:instrText xml:space="preserve"> PAGEREF _Toc8601 \h </w:instrText>
           </w:r>
           <w:r>
             <w:fldChar w:fldCharType="separate"/>
@@ -1484,7 +1484,7 @@
               <w:szCs w:val="24"/>
               <w:lang w:val="en-US" w:eastAsia="en-US" w:bidi="ar-SA"/>
             </w:rPr>
-            <w:instrText xml:space="preserve"> HYPERLINK \l _Toc30476 </w:instrText>
+            <w:instrText xml:space="preserve"> HYPERLINK \l _Toc29745 </w:instrText>
           </w:r>
           <w:r>
             <w:rPr>
@@ -1512,7 +1512,7 @@
             <w:fldChar w:fldCharType="begin"/>
           </w:r>
           <w:r>
-            <w:instrText xml:space="preserve"> PAGEREF _Toc30476 \h </w:instrText>
+            <w:instrText xml:space="preserve"> PAGEREF _Toc29745 \h </w:instrText>
           </w:r>
           <w:r>
             <w:fldChar w:fldCharType="separate"/>
@@ -1561,7 +1561,7 @@
               <w:szCs w:val="24"/>
               <w:lang w:val="en-US" w:eastAsia="en-US" w:bidi="ar-SA"/>
             </w:rPr>
-            <w:instrText xml:space="preserve"> HYPERLINK \l _Toc20166 </w:instrText>
+            <w:instrText xml:space="preserve"> HYPERLINK \l _Toc1342 </w:instrText>
           </w:r>
           <w:r>
             <w:rPr>
@@ -1589,7 +1589,7 @@
             <w:fldChar w:fldCharType="begin"/>
           </w:r>
           <w:r>
-            <w:instrText xml:space="preserve"> PAGEREF _Toc20166 \h </w:instrText>
+            <w:instrText xml:space="preserve"> PAGEREF _Toc1342 \h </w:instrText>
           </w:r>
           <w:r>
             <w:fldChar w:fldCharType="separate"/>
@@ -1638,7 +1638,7 @@
               <w:szCs w:val="24"/>
               <w:lang w:val="en-US" w:eastAsia="en-US" w:bidi="ar-SA"/>
             </w:rPr>
-            <w:instrText xml:space="preserve"> HYPERLINK \l _Toc1975 </w:instrText>
+            <w:instrText xml:space="preserve"> HYPERLINK \l _Toc27340 </w:instrText>
           </w:r>
           <w:r>
             <w:rPr>
@@ -1673,7 +1673,7 @@
             <w:fldChar w:fldCharType="begin"/>
           </w:r>
           <w:r>
-            <w:instrText xml:space="preserve"> PAGEREF _Toc1975 \h </w:instrText>
+            <w:instrText xml:space="preserve"> PAGEREF _Toc27340 \h </w:instrText>
           </w:r>
           <w:r>
             <w:fldChar w:fldCharType="separate"/>
@@ -1722,7 +1722,7 @@
               <w:szCs w:val="24"/>
               <w:lang w:val="en-US" w:eastAsia="en-US" w:bidi="ar-SA"/>
             </w:rPr>
-            <w:instrText xml:space="preserve"> HYPERLINK \l _Toc17334 </w:instrText>
+            <w:instrText xml:space="preserve"> HYPERLINK \l _Toc5742 </w:instrText>
           </w:r>
           <w:r>
             <w:rPr>
@@ -1757,7 +1757,7 @@
             <w:fldChar w:fldCharType="begin"/>
           </w:r>
           <w:r>
-            <w:instrText xml:space="preserve"> PAGEREF _Toc17334 \h </w:instrText>
+            <w:instrText xml:space="preserve"> PAGEREF _Toc5742 \h </w:instrText>
           </w:r>
           <w:r>
             <w:fldChar w:fldCharType="separate"/>
@@ -1806,7 +1806,7 @@
               <w:szCs w:val="24"/>
               <w:lang w:val="en-US" w:eastAsia="en-US" w:bidi="ar-SA"/>
             </w:rPr>
-            <w:instrText xml:space="preserve"> HYPERLINK \l _Toc9658 </w:instrText>
+            <w:instrText xml:space="preserve"> HYPERLINK \l _Toc19286 </w:instrText>
           </w:r>
           <w:r>
             <w:rPr>
@@ -1834,7 +1834,7 @@
             <w:fldChar w:fldCharType="begin"/>
           </w:r>
           <w:r>
-            <w:instrText xml:space="preserve"> PAGEREF _Toc9658 \h </w:instrText>
+            <w:instrText xml:space="preserve"> PAGEREF _Toc19286 \h </w:instrText>
           </w:r>
           <w:r>
             <w:fldChar w:fldCharType="separate"/>
@@ -1883,7 +1883,7 @@
               <w:szCs w:val="24"/>
               <w:lang w:val="en-US" w:eastAsia="en-US" w:bidi="ar-SA"/>
             </w:rPr>
-            <w:instrText xml:space="preserve"> HYPERLINK \l _Toc7772 </w:instrText>
+            <w:instrText xml:space="preserve"> HYPERLINK \l _Toc24356 </w:instrText>
           </w:r>
           <w:r>
             <w:rPr>
@@ -1911,7 +1911,7 @@
             <w:fldChar w:fldCharType="begin"/>
           </w:r>
           <w:r>
-            <w:instrText xml:space="preserve"> PAGEREF _Toc7772 \h </w:instrText>
+            <w:instrText xml:space="preserve"> PAGEREF _Toc24356 \h </w:instrText>
           </w:r>
           <w:r>
             <w:fldChar w:fldCharType="separate"/>
@@ -1960,7 +1960,7 @@
               <w:szCs w:val="24"/>
               <w:lang w:val="en-US" w:eastAsia="en-US" w:bidi="ar-SA"/>
             </w:rPr>
-            <w:instrText xml:space="preserve"> HYPERLINK \l _Toc30296 </w:instrText>
+            <w:instrText xml:space="preserve"> HYPERLINK \l _Toc15959 </w:instrText>
           </w:r>
           <w:r>
             <w:rPr>
@@ -1988,7 +1988,7 @@
             <w:fldChar w:fldCharType="begin"/>
           </w:r>
           <w:r>
-            <w:instrText xml:space="preserve"> PAGEREF _Toc30296 \h </w:instrText>
+            <w:instrText xml:space="preserve"> PAGEREF _Toc15959 \h </w:instrText>
           </w:r>
           <w:r>
             <w:fldChar w:fldCharType="separate"/>
@@ -2037,7 +2037,7 @@
               <w:szCs w:val="24"/>
               <w:lang w:val="en-US" w:eastAsia="en-US" w:bidi="ar-SA"/>
             </w:rPr>
-            <w:instrText xml:space="preserve"> HYPERLINK \l _Toc3817 </w:instrText>
+            <w:instrText xml:space="preserve"> HYPERLINK \l _Toc31322 </w:instrText>
           </w:r>
           <w:r>
             <w:rPr>
@@ -2065,7 +2065,7 @@
             <w:fldChar w:fldCharType="begin"/>
           </w:r>
           <w:r>
-            <w:instrText xml:space="preserve"> PAGEREF _Toc3817 \h </w:instrText>
+            <w:instrText xml:space="preserve"> PAGEREF _Toc31322 \h </w:instrText>
           </w:r>
           <w:r>
             <w:fldChar w:fldCharType="separate"/>
@@ -2114,7 +2114,7 @@
               <w:szCs w:val="24"/>
               <w:lang w:val="en-US" w:eastAsia="en-US" w:bidi="ar-SA"/>
             </w:rPr>
-            <w:instrText xml:space="preserve"> HYPERLINK \l _Toc28951 </w:instrText>
+            <w:instrText xml:space="preserve"> HYPERLINK \l _Toc32043 </w:instrText>
           </w:r>
           <w:r>
             <w:rPr>
@@ -2142,7 +2142,7 @@
             <w:fldChar w:fldCharType="begin"/>
           </w:r>
           <w:r>
-            <w:instrText xml:space="preserve"> PAGEREF _Toc28951 \h </w:instrText>
+            <w:instrText xml:space="preserve"> PAGEREF _Toc32043 \h </w:instrText>
           </w:r>
           <w:r>
             <w:fldChar w:fldCharType="separate"/>
@@ -2191,7 +2191,7 @@
               <w:szCs w:val="24"/>
               <w:lang w:val="en-US" w:eastAsia="en-US" w:bidi="ar-SA"/>
             </w:rPr>
-            <w:instrText xml:space="preserve"> HYPERLINK \l _Toc24215 </w:instrText>
+            <w:instrText xml:space="preserve"> HYPERLINK \l _Toc17694 </w:instrText>
           </w:r>
           <w:r>
             <w:rPr>
@@ -2219,7 +2219,7 @@
             <w:fldChar w:fldCharType="begin"/>
           </w:r>
           <w:r>
-            <w:instrText xml:space="preserve"> PAGEREF _Toc24215 \h </w:instrText>
+            <w:instrText xml:space="preserve"> PAGEREF _Toc17694 \h </w:instrText>
           </w:r>
           <w:r>
             <w:fldChar w:fldCharType="separate"/>
@@ -2268,7 +2268,7 @@
               <w:szCs w:val="24"/>
               <w:lang w:val="en-US" w:eastAsia="en-US" w:bidi="ar-SA"/>
             </w:rPr>
-            <w:instrText xml:space="preserve"> HYPERLINK \l _Toc21229 </w:instrText>
+            <w:instrText xml:space="preserve"> HYPERLINK \l _Toc23872 </w:instrText>
           </w:r>
           <w:r>
             <w:rPr>
@@ -2296,7 +2296,7 @@
             <w:fldChar w:fldCharType="begin"/>
           </w:r>
           <w:r>
-            <w:instrText xml:space="preserve"> PAGEREF _Toc21229 \h </w:instrText>
+            <w:instrText xml:space="preserve"> PAGEREF _Toc23872 \h </w:instrText>
           </w:r>
           <w:r>
             <w:fldChar w:fldCharType="separate"/>
@@ -2345,7 +2345,7 @@
               <w:szCs w:val="24"/>
               <w:lang w:val="en-US" w:eastAsia="en-US" w:bidi="ar-SA"/>
             </w:rPr>
-            <w:instrText xml:space="preserve"> HYPERLINK \l _Toc5280 </w:instrText>
+            <w:instrText xml:space="preserve"> HYPERLINK \l _Toc24919 </w:instrText>
           </w:r>
           <w:r>
             <w:rPr>
@@ -2373,7 +2373,7 @@
             <w:fldChar w:fldCharType="begin"/>
           </w:r>
           <w:r>
-            <w:instrText xml:space="preserve"> PAGEREF _Toc5280 \h </w:instrText>
+            <w:instrText xml:space="preserve"> PAGEREF _Toc24919 \h </w:instrText>
           </w:r>
           <w:r>
             <w:fldChar w:fldCharType="separate"/>
@@ -2422,7 +2422,7 @@
               <w:szCs w:val="24"/>
               <w:lang w:val="en-US" w:eastAsia="en-US" w:bidi="ar-SA"/>
             </w:rPr>
-            <w:instrText xml:space="preserve"> HYPERLINK \l _Toc13270 </w:instrText>
+            <w:instrText xml:space="preserve"> HYPERLINK \l _Toc23120 </w:instrText>
           </w:r>
           <w:r>
             <w:rPr>
@@ -2451,7 +2451,7 @@
             <w:fldChar w:fldCharType="begin"/>
           </w:r>
           <w:r>
-            <w:instrText xml:space="preserve"> PAGEREF _Toc13270 \h </w:instrText>
+            <w:instrText xml:space="preserve"> PAGEREF _Toc23120 \h </w:instrText>
           </w:r>
           <w:r>
             <w:fldChar w:fldCharType="separate"/>
@@ -2500,7 +2500,7 @@
               <w:szCs w:val="24"/>
               <w:lang w:val="en-US" w:eastAsia="en-US" w:bidi="ar-SA"/>
             </w:rPr>
-            <w:instrText xml:space="preserve"> HYPERLINK \l _Toc10227 </w:instrText>
+            <w:instrText xml:space="preserve"> HYPERLINK \l _Toc24471 </w:instrText>
           </w:r>
           <w:r>
             <w:rPr>
@@ -2528,7 +2528,7 @@
             <w:fldChar w:fldCharType="begin"/>
           </w:r>
           <w:r>
-            <w:instrText xml:space="preserve"> PAGEREF _Toc10227 \h </w:instrText>
+            <w:instrText xml:space="preserve"> PAGEREF _Toc24471 \h </w:instrText>
           </w:r>
           <w:r>
             <w:fldChar w:fldCharType="separate"/>
@@ -2577,7 +2577,7 @@
               <w:szCs w:val="24"/>
               <w:lang w:val="en-US" w:eastAsia="en-US" w:bidi="ar-SA"/>
             </w:rPr>
-            <w:instrText xml:space="preserve"> HYPERLINK \l _Toc6733 </w:instrText>
+            <w:instrText xml:space="preserve"> HYPERLINK \l _Toc16218 </w:instrText>
           </w:r>
           <w:r>
             <w:rPr>
@@ -2605,7 +2605,7 @@
             <w:fldChar w:fldCharType="begin"/>
           </w:r>
           <w:r>
-            <w:instrText xml:space="preserve"> PAGEREF _Toc6733 \h </w:instrText>
+            <w:instrText xml:space="preserve"> PAGEREF _Toc16218 \h </w:instrText>
           </w:r>
           <w:r>
             <w:fldChar w:fldCharType="separate"/>
@@ -2654,7 +2654,7 @@
               <w:szCs w:val="24"/>
               <w:lang w:val="en-US" w:eastAsia="en-US" w:bidi="ar-SA"/>
             </w:rPr>
-            <w:instrText xml:space="preserve"> HYPERLINK \l _Toc19297 </w:instrText>
+            <w:instrText xml:space="preserve"> HYPERLINK \l _Toc20663 </w:instrText>
           </w:r>
           <w:r>
             <w:rPr>
@@ -2682,7 +2682,7 @@
             <w:fldChar w:fldCharType="begin"/>
           </w:r>
           <w:r>
-            <w:instrText xml:space="preserve"> PAGEREF _Toc19297 \h </w:instrText>
+            <w:instrText xml:space="preserve"> PAGEREF _Toc20663 \h </w:instrText>
           </w:r>
           <w:r>
             <w:fldChar w:fldCharType="separate"/>
@@ -2731,7 +2731,7 @@
               <w:szCs w:val="24"/>
               <w:lang w:val="en-US" w:eastAsia="en-US" w:bidi="ar-SA"/>
             </w:rPr>
-            <w:instrText xml:space="preserve"> HYPERLINK \l _Toc815 </w:instrText>
+            <w:instrText xml:space="preserve"> HYPERLINK \l _Toc19555 </w:instrText>
           </w:r>
           <w:r>
             <w:rPr>
@@ -2763,7 +2763,7 @@
             <w:fldChar w:fldCharType="begin"/>
           </w:r>
           <w:r>
-            <w:instrText xml:space="preserve"> PAGEREF _Toc815 \h </w:instrText>
+            <w:instrText xml:space="preserve"> PAGEREF _Toc19555 \h </w:instrText>
           </w:r>
           <w:r>
             <w:fldChar w:fldCharType="separate"/>
@@ -2812,7 +2812,7 @@
               <w:szCs w:val="24"/>
               <w:lang w:val="en-US" w:eastAsia="en-US" w:bidi="ar-SA"/>
             </w:rPr>
-            <w:instrText xml:space="preserve"> HYPERLINK \l _Toc4184 </w:instrText>
+            <w:instrText xml:space="preserve"> HYPERLINK \l _Toc17673 </w:instrText>
           </w:r>
           <w:r>
             <w:rPr>
@@ -2840,7 +2840,7 @@
             <w:fldChar w:fldCharType="begin"/>
           </w:r>
           <w:r>
-            <w:instrText xml:space="preserve"> PAGEREF _Toc4184 \h </w:instrText>
+            <w:instrText xml:space="preserve"> PAGEREF _Toc17673 \h </w:instrText>
           </w:r>
           <w:r>
             <w:fldChar w:fldCharType="separate"/>
@@ -2889,7 +2889,7 @@
               <w:szCs w:val="24"/>
               <w:lang w:val="en-US" w:eastAsia="en-US" w:bidi="ar-SA"/>
             </w:rPr>
-            <w:instrText xml:space="preserve"> HYPERLINK \l _Toc18962 </w:instrText>
+            <w:instrText xml:space="preserve"> HYPERLINK \l _Toc26440 </w:instrText>
           </w:r>
           <w:r>
             <w:rPr>
@@ -2918,7 +2918,7 @@
             <w:fldChar w:fldCharType="begin"/>
           </w:r>
           <w:r>
-            <w:instrText xml:space="preserve"> PAGEREF _Toc18962 \h </w:instrText>
+            <w:instrText xml:space="preserve"> PAGEREF _Toc26440 \h </w:instrText>
           </w:r>
           <w:r>
             <w:fldChar w:fldCharType="separate"/>
@@ -3012,7 +3012,7 @@
         <w:bidi w:val="0"/>
       </w:pPr>
       <w:bookmarkStart w:id="6" w:name="_Toc1019"/>
-      <w:bookmarkStart w:id="7" w:name="_Toc1486"/>
+      <w:bookmarkStart w:id="7" w:name="_Toc2"/>
       <w:r>
         <w:t>总则</w:t>
       </w:r>
@@ -3027,7 +3027,7 @@
       <w:bookmarkStart w:id="8" w:name="bookmark41"/>
       <w:bookmarkEnd w:id="8"/>
       <w:bookmarkStart w:id="9" w:name="_Toc13506"/>
-      <w:bookmarkStart w:id="10" w:name="_Toc20133"/>
+      <w:bookmarkStart w:id="10" w:name="_Toc8601"/>
       <w:r>
         <w:t>制定目的</w:t>
       </w:r>
@@ -3048,8 +3048,8 @@
         <w:pStyle w:val="28"/>
         <w:bidi w:val="0"/>
       </w:pPr>
-      <w:bookmarkStart w:id="11" w:name="_Toc30476"/>
-      <w:bookmarkStart w:id="12" w:name="_Toc29021"/>
+      <w:bookmarkStart w:id="11" w:name="_Toc29021"/>
+      <w:bookmarkStart w:id="12" w:name="_Toc29745"/>
       <w:r>
         <w:t>适用范围</w:t>
       </w:r>
@@ -3081,7 +3081,7 @@
         <w:bidi w:val="0"/>
       </w:pPr>
       <w:bookmarkStart w:id="13" w:name="_Toc11817"/>
-      <w:bookmarkStart w:id="14" w:name="_Toc20166"/>
+      <w:bookmarkStart w:id="14" w:name="_Toc1342"/>
       <w:r>
         <w:t>角色职责</w:t>
       </w:r>
@@ -3096,7 +3096,7 @@
       <w:bookmarkStart w:id="15" w:name="bookmark42"/>
       <w:bookmarkEnd w:id="15"/>
       <w:bookmarkStart w:id="16" w:name="_Toc16798"/>
-      <w:bookmarkStart w:id="17" w:name="_Toc1975"/>
+      <w:bookmarkStart w:id="17" w:name="_Toc27340"/>
       <w:r>
         <w:rPr>
           <w:rFonts w:hint="eastAsia"/>
@@ -3132,7 +3132,7 @@
         <w:bidi w:val="0"/>
       </w:pPr>
       <w:bookmarkStart w:id="18" w:name="_Toc1185"/>
-      <w:bookmarkStart w:id="19" w:name="_Toc17334"/>
+      <w:bookmarkStart w:id="19" w:name="_Toc5742"/>
       <w:r>
         <w:rPr>
           <w:rFonts w:hint="eastAsia"/>
@@ -3169,8 +3169,8 @@
         <w:pStyle w:val="26"/>
         <w:bidi w:val="0"/>
       </w:pPr>
-      <w:bookmarkStart w:id="20" w:name="_Toc9658"/>
-      <w:bookmarkStart w:id="21" w:name="_Toc29346"/>
+      <w:bookmarkStart w:id="20" w:name="_Toc29346"/>
+      <w:bookmarkStart w:id="21" w:name="_Toc19286"/>
       <w:r>
         <w:t>技能评价管理</w:t>
       </w:r>
@@ -3184,8 +3184,8 @@
       </w:pPr>
       <w:bookmarkStart w:id="22" w:name="bookmark43"/>
       <w:bookmarkEnd w:id="22"/>
-      <w:bookmarkStart w:id="23" w:name="_Toc7772"/>
-      <w:bookmarkStart w:id="24" w:name="_Toc13811"/>
+      <w:bookmarkStart w:id="23" w:name="_Toc13811"/>
+      <w:bookmarkStart w:id="24" w:name="_Toc24356"/>
       <w:r>
         <w:t>考核时间</w:t>
       </w:r>
@@ -3206,8 +3206,8 @@
         <w:pStyle w:val="28"/>
         <w:bidi w:val="0"/>
       </w:pPr>
-      <w:bookmarkStart w:id="25" w:name="_Toc30296"/>
-      <w:bookmarkStart w:id="26" w:name="_Toc27832"/>
+      <w:bookmarkStart w:id="25" w:name="_Toc27832"/>
+      <w:bookmarkStart w:id="26" w:name="_Toc15959"/>
       <w:r>
         <w:t>技能评价流程</w:t>
       </w:r>
@@ -3225,12 +3225,19 @@
         <w:ind w:left="425" w:leftChars="0" w:hanging="425" w:firstLineChars="0"/>
       </w:pPr>
       <w:r>
-        <w:t>技能评定考核于 12</w:t>
+        <w:t>技能评定考核于</w:t>
+      </w:r>
+      <w:r>
+        <w:rPr>
+          <w:rFonts w:hint="eastAsia"/>
+          <w:lang w:val="en-US" w:eastAsia="zh-CN"/>
+        </w:rPr>
+        <w:t>次年3月</w:t>
       </w:r>
       <w:bookmarkStart w:id="52" w:name="_GoBack"/>
       <w:bookmarkEnd w:id="52"/>
       <w:r>
-        <w:t>月第一周进行；</w:t>
+        <w:t>第一周进行；</w:t>
       </w:r>
     </w:p>
     <w:p>
@@ -3314,7 +3321,7 @@
         <w:bidi w:val="0"/>
       </w:pPr>
       <w:bookmarkStart w:id="27" w:name="_Toc3117"/>
-      <w:bookmarkStart w:id="28" w:name="_Toc3817"/>
+      <w:bookmarkStart w:id="28" w:name="_Toc31322"/>
       <w:r>
         <w:t>岗位职级与薪资</w:t>
       </w:r>
@@ -4106,7 +4113,7 @@
         <w:bidi w:val="0"/>
       </w:pPr>
       <w:bookmarkStart w:id="29" w:name="_Toc20654"/>
-      <w:bookmarkStart w:id="30" w:name="_Toc28951"/>
+      <w:bookmarkStart w:id="30" w:name="_Toc32043"/>
       <w:r>
         <w:t>岗位定级标准</w:t>
       </w:r>
@@ -6357,8 +6364,8 @@
         <w:pStyle w:val="26"/>
         <w:bidi w:val="0"/>
       </w:pPr>
-      <w:bookmarkStart w:id="31" w:name="_Toc24215"/>
-      <w:bookmarkStart w:id="32" w:name="_Toc4095"/>
+      <w:bookmarkStart w:id="31" w:name="_Toc4095"/>
+      <w:bookmarkStart w:id="32" w:name="_Toc17694"/>
       <w:r>
         <w:t>技能评定依据</w:t>
       </w:r>
@@ -6370,8 +6377,8 @@
         <w:pStyle w:val="28"/>
         <w:bidi w:val="0"/>
       </w:pPr>
-      <w:bookmarkStart w:id="33" w:name="_Toc21229"/>
-      <w:bookmarkStart w:id="34" w:name="_Toc2879"/>
+      <w:bookmarkStart w:id="33" w:name="_Toc2879"/>
+      <w:bookmarkStart w:id="34" w:name="_Toc23872"/>
       <w:r>
         <w:t>背景评分标准</w:t>
       </w:r>
@@ -9044,8 +9051,8 @@
         <w:pStyle w:val="28"/>
         <w:bidi w:val="0"/>
       </w:pPr>
-      <w:bookmarkStart w:id="35" w:name="_Toc5280"/>
-      <w:bookmarkStart w:id="36" w:name="_Toc3798"/>
+      <w:bookmarkStart w:id="35" w:name="_Toc3798"/>
+      <w:bookmarkStart w:id="36" w:name="_Toc24919"/>
       <w:r>
         <w:t>运营方向评分标准</w:t>
       </w:r>
@@ -10326,7 +10333,7 @@
         </w:rPr>
       </w:pPr>
       <w:bookmarkStart w:id="37" w:name="_Toc319"/>
-      <w:bookmarkStart w:id="38" w:name="_Toc13270"/>
+      <w:bookmarkStart w:id="38" w:name="_Toc23120"/>
       <w:r>
         <w:t>数据方向评分标准</w:t>
       </w:r>
@@ -12088,7 +12095,7 @@
         <w:pStyle w:val="28"/>
         <w:bidi w:val="0"/>
       </w:pPr>
-      <w:bookmarkStart w:id="40" w:name="_Toc10227"/>
+      <w:bookmarkStart w:id="40" w:name="_Toc24471"/>
       <w:r>
         <w:t>系统方向评分标准</w:t>
       </w:r>
@@ -12228,14 +12235,6 @@
       </w:tr>
       <w:tr>
         <w:tblPrEx>
-          <w:tblBorders>
-            <w:top w:val="single" w:color="000000" w:sz="2" w:space="0"/>
-            <w:left w:val="single" w:color="000000" w:sz="2" w:space="0"/>
-            <w:bottom w:val="single" w:color="000000" w:sz="2" w:space="0"/>
-            <w:right w:val="single" w:color="000000" w:sz="2" w:space="0"/>
-            <w:insideH w:val="single" w:color="000000" w:sz="2" w:space="0"/>
-            <w:insideV w:val="single" w:color="000000" w:sz="2" w:space="0"/>
-          </w:tblBorders>
           <w:tblCellMar>
             <w:top w:w="0" w:type="dxa"/>
             <w:left w:w="0" w:type="dxa"/>
@@ -13374,8 +13373,8 @@
         <w:pStyle w:val="28"/>
         <w:bidi w:val="0"/>
       </w:pPr>
-      <w:bookmarkStart w:id="42" w:name="_Toc6733"/>
-      <w:bookmarkStart w:id="43" w:name="_Toc508"/>
+      <w:bookmarkStart w:id="42" w:name="_Toc508"/>
+      <w:bookmarkStart w:id="43" w:name="_Toc16218"/>
       <w:r>
         <w:t>设备方向评分标准</w:t>
       </w:r>
@@ -14504,7 +14503,7 @@
         <w:bidi w:val="0"/>
       </w:pPr>
       <w:bookmarkStart w:id="44" w:name="_Toc23691"/>
-      <w:bookmarkStart w:id="45" w:name="_Toc19297"/>
+      <w:bookmarkStart w:id="45" w:name="_Toc20663"/>
       <w:r>
         <w:t>软技能评分标准</w:t>
       </w:r>
@@ -16590,14 +16589,6 @@
       </w:tr>
       <w:tr>
         <w:tblPrEx>
-          <w:tblBorders>
-            <w:top w:val="single" w:color="auto" w:sz="4" w:space="0"/>
-            <w:left w:val="single" w:color="auto" w:sz="4" w:space="0"/>
-            <w:bottom w:val="single" w:color="auto" w:sz="4" w:space="0"/>
-            <w:right w:val="single" w:color="auto" w:sz="4" w:space="0"/>
-            <w:insideH w:val="single" w:color="auto" w:sz="4" w:space="0"/>
-            <w:insideV w:val="single" w:color="auto" w:sz="4" w:space="0"/>
-          </w:tblBorders>
           <w:tblCellMar>
             <w:top w:w="0" w:type="dxa"/>
             <w:left w:w="0" w:type="dxa"/>
@@ -17514,12 +17505,6 @@
             <w:insideH w:val="single" w:color="000000" w:sz="2" w:space="0"/>
             <w:insideV w:val="single" w:color="000000" w:sz="2" w:space="0"/>
           </w:tblBorders>
-          <w:tblCellMar>
-            <w:top w:w="0" w:type="dxa"/>
-            <w:left w:w="0" w:type="dxa"/>
-            <w:bottom w:w="0" w:type="dxa"/>
-            <w:right w:w="0" w:type="dxa"/>
-          </w:tblCellMar>
         </w:tblPrEx>
         <w:trPr>
           <w:trHeight w:val="658" w:hRule="atLeast"/>
@@ -18711,6 +18696,12 @@
             <w:insideH w:val="single" w:color="000000" w:sz="2" w:space="0"/>
             <w:insideV w:val="single" w:color="000000" w:sz="2" w:space="0"/>
           </w:tblBorders>
+          <w:tblCellMar>
+            <w:top w:w="0" w:type="dxa"/>
+            <w:left w:w="0" w:type="dxa"/>
+            <w:bottom w:w="0" w:type="dxa"/>
+            <w:right w:w="0" w:type="dxa"/>
+          </w:tblCellMar>
         </w:tblPrEx>
         <w:trPr>
           <w:trHeight w:val="572" w:hRule="atLeast"/>
@@ -19639,7 +19630,7 @@
         <w:pStyle w:val="26"/>
         <w:bidi w:val="0"/>
       </w:pPr>
-      <w:bookmarkStart w:id="46" w:name="_Toc815"/>
+      <w:bookmarkStart w:id="46" w:name="_Toc19555"/>
       <w:bookmarkStart w:id="47" w:name="_Toc22939"/>
       <w:r>
         <w:rPr>
@@ -20086,7 +20077,7 @@
         <w:pStyle w:val="26"/>
         <w:bidi w:val="0"/>
       </w:pPr>
-      <w:bookmarkStart w:id="48" w:name="_Toc4184"/>
+      <w:bookmarkStart w:id="48" w:name="_Toc17673"/>
       <w:r>
         <w:t>其他</w:t>
       </w:r>
@@ -20104,8 +20095,8 @@
       </w:pPr>
       <w:bookmarkStart w:id="49" w:name="bookmark45"/>
       <w:bookmarkEnd w:id="49"/>
-      <w:bookmarkStart w:id="50" w:name="_Toc18962"/>
-      <w:bookmarkStart w:id="51" w:name="_Toc1956"/>
+      <w:bookmarkStart w:id="50" w:name="_Toc1956"/>
+      <w:bookmarkStart w:id="51" w:name="_Toc26440"/>
       <w:r>
         <w:rPr>
           <w:rStyle w:val="31"/>
